--- a/러시아 인권변호사/4부/4부_7화_크릴로프의_선택.docx
+++ b/러시아 인권변호사/4부/4부_7화_크릴로프의_선택.docx
@@ -216,7 +216,7 @@
           <w:i w:val="0"/>
           <w:sz w:val="22"/>
         </w:rPr>
-        <w:t>А что вы предлагаете взамен, генерал? Сидеть и смотреть, как страна разваливается на глазах?</w:t>
+        <w:t>Эффективнее войск ещё ничего не придумали, генерал.</w:t>
       </w:r>
     </w:p>
     <w:p>
@@ -239,7 +239,7 @@
           <w:i w:val="0"/>
           <w:sz w:val="22"/>
         </w:rPr>
-        <w:t>Я предлагаю не подписывать себе приговор в учебниках истории рядом со словами «Кровавое воскресенье».</w:t>
+        <w:t>Придумали, Пётр Игоревич. Например, не доводить до того, чтобы понадобились войска. Мы это уже пропустили. Не будем пропускать следующее.</w:t>
       </w:r>
     </w:p>
     <w:p>
@@ -262,7 +262,7 @@
           <w:i w:val="0"/>
           <w:sz w:val="22"/>
         </w:rPr>
-        <w:t>Учебники пишут победители, Сергей Александрович.</w:t>
+        <w:t>А что вы предлагаете взамен, генерал? Сидеть и смотреть, как страна разваливается на глазах?</w:t>
       </w:r>
     </w:p>
     <w:p>
@@ -285,7 +285,132 @@
           <w:i w:val="0"/>
           <w:sz w:val="22"/>
         </w:rPr>
+        <w:t>Я предлагаю не подписывать себе приговор в учебниках истории рядом со словами «Кровавое воскресенье».</w:t>
+      </w:r>
+    </w:p>
+    <w:p>
+      <w:pPr>
+        <w:spacing w:before="0" w:after="110" w:line="300" w:lineRule="auto"/>
+      </w:pPr>
+      <w:r>
+        <w:rPr>
+          <w:rFonts w:ascii="Times New Roman" w:hAnsi="Times New Roman" w:eastAsia="Malgun Gothic"/>
+          <w:b/>
+          <w:i w:val="0"/>
+          <w:sz w:val="22"/>
+        </w:rPr>
+        <w:t xml:space="preserve">Захарченко: </w:t>
+      </w:r>
+      <w:r>
+        <w:rPr>
+          <w:rFonts w:ascii="Times New Roman" w:hAnsi="Times New Roman" w:eastAsia="Malgun Gothic"/>
+          <w:b w:val="0"/>
+          <w:i w:val="0"/>
+          <w:sz w:val="22"/>
+        </w:rPr>
+        <w:t>Девятьсот пятый год, генерал? Вы серьёзно?</w:t>
+      </w:r>
+    </w:p>
+    <w:p>
+      <w:pPr>
+        <w:spacing w:before="0" w:after="110" w:line="300" w:lineRule="auto"/>
+      </w:pPr>
+      <w:r>
+        <w:rPr>
+          <w:rFonts w:ascii="Times New Roman" w:hAnsi="Times New Roman" w:eastAsia="Malgun Gothic"/>
+          <w:b/>
+          <w:i w:val="0"/>
+          <w:sz w:val="22"/>
+        </w:rPr>
+        <w:t xml:space="preserve">Крылов: </w:t>
+      </w:r>
+      <w:r>
+        <w:rPr>
+          <w:rFonts w:ascii="Times New Roman" w:hAnsi="Times New Roman" w:eastAsia="Malgun Gothic"/>
+          <w:b w:val="0"/>
+          <w:i w:val="0"/>
+          <w:sz w:val="22"/>
+        </w:rPr>
+        <w:t>Абсолютно, Игорь Валентинович. Тогда тоже думали, что один решительный день всё закончит. Он действительно кое-что закончил. Правда, не то, на что рассчитывали.</w:t>
+      </w:r>
+    </w:p>
+    <w:p>
+      <w:pPr>
+        <w:spacing w:before="0" w:after="110" w:line="300" w:lineRule="auto"/>
+      </w:pPr>
+      <w:r>
+        <w:rPr>
+          <w:rFonts w:ascii="Times New Roman" w:hAnsi="Times New Roman" w:eastAsia="Malgun Gothic"/>
+          <w:b/>
+          <w:i w:val="0"/>
+          <w:sz w:val="22"/>
+        </w:rPr>
+        <w:t xml:space="preserve">Руденко: </w:t>
+      </w:r>
+      <w:r>
+        <w:rPr>
+          <w:rFonts w:ascii="Times New Roman" w:hAnsi="Times New Roman" w:eastAsia="Malgun Gothic"/>
+          <w:b w:val="0"/>
+          <w:i w:val="0"/>
+          <w:sz w:val="22"/>
+        </w:rPr>
+        <w:t>Учебники пишут победители, Сергей Александрович.</w:t>
+      </w:r>
+    </w:p>
+    <w:p>
+      <w:pPr>
+        <w:spacing w:before="0" w:after="110" w:line="300" w:lineRule="auto"/>
+      </w:pPr>
+      <w:r>
+        <w:rPr>
+          <w:rFonts w:ascii="Times New Roman" w:hAnsi="Times New Roman" w:eastAsia="Malgun Gothic"/>
+          <w:b/>
+          <w:i w:val="0"/>
+          <w:sz w:val="22"/>
+        </w:rPr>
+        <w:t xml:space="preserve">Крылов: </w:t>
+      </w:r>
+      <w:r>
+        <w:rPr>
+          <w:rFonts w:ascii="Times New Roman" w:hAnsi="Times New Roman" w:eastAsia="Malgun Gothic"/>
+          <w:b w:val="0"/>
+          <w:i w:val="0"/>
+          <w:sz w:val="22"/>
+        </w:rPr>
         <w:t>Именно это меня и беспокоит, Пётр Игоревич. Победителями в этот раз будем не мы.</w:t>
+      </w:r>
+    </w:p>
+    <w:p>
+      <w:pPr>
+        <w:spacing w:before="0" w:after="110" w:line="300" w:lineRule="auto"/>
+      </w:pPr>
+      <w:r>
+        <w:rPr>
+          <w:rFonts w:ascii="Times New Roman" w:hAnsi="Times New Roman" w:eastAsia="Malgun Gothic"/>
+          <w:b/>
+          <w:i w:val="0"/>
+          <w:sz w:val="22"/>
+        </w:rPr>
+        <w:t xml:space="preserve">Захарченко: </w:t>
+      </w:r>
+      <w:r>
+        <w:rPr>
+          <w:rFonts w:ascii="Times New Roman" w:hAnsi="Times New Roman" w:eastAsia="Malgun Gothic"/>
+          <w:b w:val="0"/>
+          <w:i/>
+          <w:color w:val="555555"/>
+          <w:sz w:val="22"/>
+        </w:rPr>
+        <w:t>(сухо)</w:t>
+      </w:r>
+      <w:r>
+        <w:rPr>
+          <w:rFonts w:ascii="Times New Roman" w:hAnsi="Times New Roman" w:eastAsia="Malgun Gothic"/>
+          <w:b w:val="0"/>
+          <w:i w:val="0"/>
+          <w:sz w:val="22"/>
+        </w:rPr>
+        <w:t xml:space="preserve"> Остроумно, генерал. Только остроумие в учебники тоже не попадает.</w:t>
       </w:r>
     </w:p>
     <w:p>
@@ -501,7 +626,7 @@
           <w:color w:val="555555"/>
           <w:sz w:val="22"/>
         </w:rPr>
-        <w:t>(устало)</w:t>
+        <w:t>(кашляет, долго)</w:t>
       </w:r>
       <w:r>
         <w:rPr>
@@ -510,7 +635,7 @@
           <w:i w:val="0"/>
           <w:sz w:val="22"/>
         </w:rPr>
-        <w:t xml:space="preserve"> Что вы предлагаете, Сергей Александрович?</w:t>
+        <w:t xml:space="preserve"> А армия?</w:t>
       </w:r>
     </w:p>
     <w:p>
@@ -533,7 +658,7 @@
           <w:i w:val="0"/>
           <w:sz w:val="22"/>
         </w:rPr>
-        <w:t>Переговоры. Освобождение задержанных, которым не предъявлено серьёзных обвинений. Независимое расследование смерти Нестеровой с международным наблюдением. Это не капитуляция — это способ сохранить контроль над процессом, а не потерять его полностью.</w:t>
+        <w:t>Армия, господин Президент, пока молчит. Но армия — это те же сыновья тех же матерей, которые сейчас стоят на площадях. Я бы не стал проверять, как долго она будет молчать.</w:t>
       </w:r>
     </w:p>
     <w:p>
@@ -547,7 +672,7 @@
           <w:i w:val="0"/>
           <w:sz w:val="22"/>
         </w:rPr>
-        <w:t xml:space="preserve">Крылов: </w:t>
+        <w:t xml:space="preserve">Руденко: </w:t>
       </w:r>
       <w:r>
         <w:rPr>
@@ -556,7 +681,109 @@
           <w:i w:val="0"/>
           <w:sz w:val="22"/>
         </w:rPr>
-        <w:t>У Пушкина в «Борисе Годунове» последняя ремарка: «Народ безмолвствует». Мы сорок лет управляли страной в расчёте на эту ремарку, господин Президент. Сегодня народ не безмолвствует.</w:t>
+        <w:t>Армия выполнит приказ. Я за это ручаюсь.</w:t>
+      </w:r>
+    </w:p>
+    <w:p>
+      <w:pPr>
+        <w:spacing w:before="0" w:after="110" w:line="300" w:lineRule="auto"/>
+      </w:pPr>
+      <w:r>
+        <w:rPr>
+          <w:rFonts w:ascii="Times New Roman" w:hAnsi="Times New Roman" w:eastAsia="Malgun Gothic"/>
+          <w:b/>
+          <w:i w:val="0"/>
+          <w:sz w:val="22"/>
+        </w:rPr>
+        <w:t xml:space="preserve">Крылов: </w:t>
+      </w:r>
+      <w:r>
+        <w:rPr>
+          <w:rFonts w:ascii="Times New Roman" w:hAnsi="Times New Roman" w:eastAsia="Malgun Gothic"/>
+          <w:b w:val="0"/>
+          <w:i w:val="0"/>
+          <w:sz w:val="22"/>
+        </w:rPr>
+        <w:t>Вы ручаетесь за штаб, Пётр Игоревич. За лейтенанта, которому прикажут стрелять в собственный город, не поручится никто.</w:t>
+      </w:r>
+    </w:p>
+    <w:p>
+      <w:pPr>
+        <w:spacing w:before="0" w:after="110" w:line="300" w:lineRule="auto"/>
+      </w:pPr>
+      <w:r>
+        <w:rPr>
+          <w:rFonts w:ascii="Times New Roman" w:hAnsi="Times New Roman" w:eastAsia="Malgun Gothic"/>
+          <w:b/>
+          <w:i w:val="0"/>
+          <w:sz w:val="22"/>
+        </w:rPr>
+        <w:t xml:space="preserve">Президент: </w:t>
+      </w:r>
+      <w:r>
+        <w:rPr>
+          <w:rFonts w:ascii="Times New Roman" w:hAnsi="Times New Roman" w:eastAsia="Malgun Gothic"/>
+          <w:b w:val="0"/>
+          <w:i/>
+          <w:color w:val="555555"/>
+          <w:sz w:val="22"/>
+        </w:rPr>
+        <w:t>(устало)</w:t>
+      </w:r>
+      <w:r>
+        <w:rPr>
+          <w:rFonts w:ascii="Times New Roman" w:hAnsi="Times New Roman" w:eastAsia="Malgun Gothic"/>
+          <w:b w:val="0"/>
+          <w:i w:val="0"/>
+          <w:sz w:val="22"/>
+        </w:rPr>
+        <w:t xml:space="preserve"> Что вы предлагаете, Сергей Александрович?</w:t>
+      </w:r>
+    </w:p>
+    <w:p>
+      <w:pPr>
+        <w:spacing w:before="0" w:after="110" w:line="300" w:lineRule="auto"/>
+      </w:pPr>
+      <w:r>
+        <w:rPr>
+          <w:rFonts w:ascii="Times New Roman" w:hAnsi="Times New Roman" w:eastAsia="Malgun Gothic"/>
+          <w:b/>
+          <w:i w:val="0"/>
+          <w:sz w:val="22"/>
+        </w:rPr>
+        <w:t xml:space="preserve">Крылов: </w:t>
+      </w:r>
+      <w:r>
+        <w:rPr>
+          <w:rFonts w:ascii="Times New Roman" w:hAnsi="Times New Roman" w:eastAsia="Malgun Gothic"/>
+          <w:b w:val="0"/>
+          <w:i w:val="0"/>
+          <w:sz w:val="22"/>
+        </w:rPr>
+        <w:t>Переговоры. Освобождение задержанных, которым не предъявлено серьёзных обвинений. Независимое расследование смерти Нестеровой с международным наблюдением. Это не капитуляция — это способ сохранить контроль над процессом, а не потерять его полностью.</w:t>
+      </w:r>
+    </w:p>
+    <w:p>
+      <w:pPr>
+        <w:spacing w:before="0" w:after="110" w:line="300" w:lineRule="auto"/>
+      </w:pPr>
+      <w:r>
+        <w:rPr>
+          <w:rFonts w:ascii="Times New Roman" w:hAnsi="Times New Roman" w:eastAsia="Malgun Gothic"/>
+          <w:b/>
+          <w:i w:val="0"/>
+          <w:sz w:val="22"/>
+        </w:rPr>
+        <w:t xml:space="preserve">Крылов: </w:t>
+      </w:r>
+      <w:r>
+        <w:rPr>
+          <w:rFonts w:ascii="Times New Roman" w:hAnsi="Times New Roman" w:eastAsia="Malgun Gothic"/>
+          <w:b w:val="0"/>
+          <w:i w:val="0"/>
+          <w:sz w:val="22"/>
+        </w:rPr>
+        <w:t>Сорок лет мы управляли страной в расчёте на то, что народ промолчит, господин Президент. Сегодня он не молчит. И впервые на его стороне — часть наших собственных людей.</w:t>
       </w:r>
     </w:p>
     <w:p>
@@ -701,6 +928,52 @@
           <w:i w:val="0"/>
           <w:sz w:val="22"/>
         </w:rPr>
+        <w:t xml:space="preserve">Захарченко: </w:t>
+      </w:r>
+      <w:r>
+        <w:rPr>
+          <w:rFonts w:ascii="Times New Roman" w:hAnsi="Times New Roman" w:eastAsia="Malgun Gothic"/>
+          <w:b w:val="0"/>
+          <w:i w:val="0"/>
+          <w:sz w:val="22"/>
+        </w:rPr>
+        <w:t>Реальность, генерал, в том, что Орлов — это временное явление. Через год о нём забудут.</w:t>
+      </w:r>
+    </w:p>
+    <w:p>
+      <w:pPr>
+        <w:spacing w:before="0" w:after="110" w:line="300" w:lineRule="auto"/>
+      </w:pPr>
+      <w:r>
+        <w:rPr>
+          <w:rFonts w:ascii="Times New Roman" w:hAnsi="Times New Roman" w:eastAsia="Malgun Gothic"/>
+          <w:b/>
+          <w:i w:val="0"/>
+          <w:sz w:val="22"/>
+        </w:rPr>
+        <w:t xml:space="preserve">Крылов: </w:t>
+      </w:r>
+      <w:r>
+        <w:rPr>
+          <w:rFonts w:ascii="Times New Roman" w:hAnsi="Times New Roman" w:eastAsia="Malgun Gothic"/>
+          <w:b w:val="0"/>
+          <w:i w:val="0"/>
+          <w:sz w:val="22"/>
+        </w:rPr>
+        <w:t>Через год, Игорь Валентинович, забудут о многих. Вопрос — о ком и в каких выражениях.</w:t>
+      </w:r>
+    </w:p>
+    <w:p>
+      <w:pPr>
+        <w:spacing w:before="0" w:after="110" w:line="300" w:lineRule="auto"/>
+      </w:pPr>
+      <w:r>
+        <w:rPr>
+          <w:rFonts w:ascii="Times New Roman" w:hAnsi="Times New Roman" w:eastAsia="Malgun Gothic"/>
+          <w:b/>
+          <w:i w:val="0"/>
+          <w:sz w:val="22"/>
+        </w:rPr>
         <w:t xml:space="preserve">Руденко: </w:t>
       </w:r>
       <w:r>
@@ -800,7 +1073,7 @@
           <w:i w:val="0"/>
           <w:sz w:val="22"/>
         </w:rPr>
-        <w:t xml:space="preserve">Президент: </w:t>
+        <w:t xml:space="preserve">Крылов: </w:t>
       </w:r>
       <w:r>
         <w:rPr>
@@ -810,7 +1083,7 @@
           <w:color w:val="555555"/>
           <w:sz w:val="22"/>
         </w:rPr>
-        <w:t>(поднимает руку)</w:t>
+        <w:t>(не сводя с него глаз)</w:t>
       </w:r>
       <w:r>
         <w:rPr>
@@ -819,7 +1092,96 @@
           <w:i w:val="0"/>
           <w:sz w:val="22"/>
         </w:rPr>
+        <w:t xml:space="preserve"> Разумеется. Информационные.</w:t>
+      </w:r>
+    </w:p>
+    <w:p>
+      <w:pPr>
+        <w:spacing w:before="0" w:after="110" w:line="300" w:lineRule="auto"/>
+      </w:pPr>
+      <w:r>
+        <w:rPr>
+          <w:rFonts w:ascii="Times New Roman" w:hAnsi="Times New Roman" w:eastAsia="Malgun Gothic"/>
+          <w:b/>
+          <w:i w:val="0"/>
+          <w:sz w:val="22"/>
+        </w:rPr>
+        <w:t xml:space="preserve">Президент: </w:t>
+      </w:r>
+      <w:r>
+        <w:rPr>
+          <w:rFonts w:ascii="Times New Roman" w:hAnsi="Times New Roman" w:eastAsia="Malgun Gothic"/>
+          <w:b w:val="0"/>
+          <w:i/>
+          <w:color w:val="555555"/>
+          <w:sz w:val="22"/>
+        </w:rPr>
+        <w:t>(поднимает руку)</w:t>
+      </w:r>
+      <w:r>
+        <w:rPr>
+          <w:rFonts w:ascii="Times New Roman" w:hAnsi="Times New Roman" w:eastAsia="Malgun Gothic"/>
+          <w:b w:val="0"/>
+          <w:i w:val="0"/>
+          <w:sz w:val="22"/>
+        </w:rPr>
         <w:t xml:space="preserve"> Довольно. Сергей Александрович, готовьте ваш вариант. С оговорками. Игорь Валентинович, Пётр Игоревич — свободны.</w:t>
+      </w:r>
+    </w:p>
+    <w:p>
+      <w:pPr>
+        <w:spacing w:before="0" w:after="110" w:line="300" w:lineRule="auto"/>
+      </w:pPr>
+      <w:r>
+        <w:rPr>
+          <w:rFonts w:ascii="Times New Roman" w:hAnsi="Times New Roman" w:eastAsia="Malgun Gothic"/>
+          <w:b/>
+          <w:i w:val="0"/>
+          <w:sz w:val="22"/>
+        </w:rPr>
+        <w:t xml:space="preserve">Захарченко: </w:t>
+      </w:r>
+      <w:r>
+        <w:rPr>
+          <w:rFonts w:ascii="Times New Roman" w:hAnsi="Times New Roman" w:eastAsia="Malgun Gothic"/>
+          <w:b w:val="0"/>
+          <w:i w:val="0"/>
+          <w:sz w:val="22"/>
+        </w:rPr>
+        <w:t>Господин Президент, позвольте хотя бы…</w:t>
+      </w:r>
+    </w:p>
+    <w:p>
+      <w:pPr>
+        <w:spacing w:before="0" w:after="110" w:line="300" w:lineRule="auto"/>
+      </w:pPr>
+      <w:r>
+        <w:rPr>
+          <w:rFonts w:ascii="Times New Roman" w:hAnsi="Times New Roman" w:eastAsia="Malgun Gothic"/>
+          <w:b/>
+          <w:i w:val="0"/>
+          <w:sz w:val="22"/>
+        </w:rPr>
+        <w:t xml:space="preserve">Президент: </w:t>
+      </w:r>
+      <w:r>
+        <w:rPr>
+          <w:rFonts w:ascii="Times New Roman" w:hAnsi="Times New Roman" w:eastAsia="Malgun Gothic"/>
+          <w:b w:val="0"/>
+          <w:i/>
+          <w:color w:val="555555"/>
+          <w:sz w:val="22"/>
+        </w:rPr>
+        <w:t>(не глядя на него)</w:t>
+      </w:r>
+      <w:r>
+        <w:rPr>
+          <w:rFonts w:ascii="Times New Roman" w:hAnsi="Times New Roman" w:eastAsia="Malgun Gothic"/>
+          <w:b w:val="0"/>
+          <w:i w:val="0"/>
+          <w:sz w:val="22"/>
+        </w:rPr>
+        <w:t xml:space="preserve"> Не позволю, Игорь. Свободны.</w:t>
       </w:r>
     </w:p>
     <w:p>
@@ -924,11 +1286,24 @@
         <w:rPr>
           <w:rFonts w:ascii="Times New Roman" w:hAnsi="Times New Roman" w:eastAsia="Malgun Gothic"/>
           <w:b w:val="0"/>
-          <w:i/>
-          <w:color w:val="555555"/>
+          <w:i w:val="0"/>
           <w:sz w:val="22"/>
         </w:rPr>
-        <w:t>(долгая пауза)</w:t>
+        <w:t>Название?</w:t>
+      </w:r>
+    </w:p>
+    <w:p>
+      <w:pPr>
+        <w:spacing w:before="0" w:after="110" w:line="300" w:lineRule="auto"/>
+      </w:pPr>
+      <w:r>
+        <w:rPr>
+          <w:rFonts w:ascii="Times New Roman" w:hAnsi="Times New Roman" w:eastAsia="Malgun Gothic"/>
+          <w:b/>
+          <w:i w:val="0"/>
+          <w:sz w:val="22"/>
+        </w:rPr>
+        <w:t xml:space="preserve">Помощник Крылова: </w:t>
       </w:r>
       <w:r>
         <w:rPr>
@@ -937,13 +1312,68 @@
           <w:i w:val="0"/>
           <w:sz w:val="22"/>
         </w:rPr>
-        <w:t xml:space="preserve"> Записывайте. Всё записывайте. Дату, время, номер машины.</w:t>
+        <w:t>«Щит-Регион». Работает с министерством по охране объектов. Руководство — бывшие сотрудники.</w:t>
       </w:r>
     </w:p>
     <w:p>
       <w:pPr>
         <w:spacing w:before="0" w:after="110" w:line="300" w:lineRule="auto"/>
       </w:pPr>
+      <w:r>
+        <w:rPr>
+          <w:rFonts w:ascii="Times New Roman" w:hAnsi="Times New Roman" w:eastAsia="Malgun Gothic"/>
+          <w:b/>
+          <w:i w:val="0"/>
+          <w:sz w:val="22"/>
+        </w:rPr>
+        <w:t xml:space="preserve">Крылов: </w:t>
+      </w:r>
+      <w:r>
+        <w:rPr>
+          <w:rFonts w:ascii="Times New Roman" w:hAnsi="Times New Roman" w:eastAsia="Malgun Gothic"/>
+          <w:b w:val="0"/>
+          <w:i w:val="0"/>
+          <w:sz w:val="22"/>
+        </w:rPr>
+        <w:t>Сколько он там пробыл?</w:t>
+      </w:r>
+    </w:p>
+    <w:p>
+      <w:pPr>
+        <w:spacing w:before="0" w:after="110" w:line="300" w:lineRule="auto"/>
+      </w:pPr>
+      <w:r>
+        <w:rPr>
+          <w:rFonts w:ascii="Times New Roman" w:hAnsi="Times New Roman" w:eastAsia="Malgun Gothic"/>
+          <w:b/>
+          <w:i w:val="0"/>
+          <w:sz w:val="22"/>
+        </w:rPr>
+        <w:t xml:space="preserve">Помощник Крылова: </w:t>
+      </w:r>
+      <w:r>
+        <w:rPr>
+          <w:rFonts w:ascii="Times New Roman" w:hAnsi="Times New Roman" w:eastAsia="Malgun Gothic"/>
+          <w:b w:val="0"/>
+          <w:i w:val="0"/>
+          <w:sz w:val="22"/>
+        </w:rPr>
+        <w:t>Сорок минут. Вышел один, без папки. Заходил с папкой.</w:t>
+      </w:r>
+    </w:p>
+    <w:p>
+      <w:pPr>
+        <w:spacing w:before="0" w:after="110" w:line="300" w:lineRule="auto"/>
+      </w:pPr>
+      <w:r>
+        <w:rPr>
+          <w:rFonts w:ascii="Times New Roman" w:hAnsi="Times New Roman" w:eastAsia="Malgun Gothic"/>
+          <w:b/>
+          <w:i w:val="0"/>
+          <w:sz w:val="22"/>
+        </w:rPr>
+        <w:t xml:space="preserve">Крылов: </w:t>
+      </w:r>
       <w:r>
         <w:rPr>
           <w:rFonts w:ascii="Times New Roman" w:hAnsi="Times New Roman" w:eastAsia="Malgun Gothic"/>
@@ -952,22 +1382,22 @@
           <w:color w:val="555555"/>
           <w:sz w:val="22"/>
         </w:rPr>
-        <w:t>(помощник выходит; Крылов остаётся один)</w:t>
+        <w:t>(долгая пауза)</w:t>
+      </w:r>
+      <w:r>
+        <w:rPr>
+          <w:rFonts w:ascii="Times New Roman" w:hAnsi="Times New Roman" w:eastAsia="Malgun Gothic"/>
+          <w:b w:val="0"/>
+          <w:i w:val="0"/>
+          <w:sz w:val="22"/>
+        </w:rPr>
+        <w:t xml:space="preserve"> Записывайте. Всё записывайте. Дату, время, номер машины.</w:t>
       </w:r>
     </w:p>
     <w:p>
       <w:pPr>
         <w:spacing w:before="0" w:after="110" w:line="300" w:lineRule="auto"/>
       </w:pPr>
-      <w:r>
-        <w:rPr>
-          <w:rFonts w:ascii="Times New Roman" w:hAnsi="Times New Roman" w:eastAsia="Malgun Gothic"/>
-          <w:b/>
-          <w:i w:val="0"/>
-          <w:sz w:val="22"/>
-        </w:rPr>
-        <w:t xml:space="preserve">Крылов: </w:t>
-      </w:r>
       <w:r>
         <w:rPr>
           <w:rFonts w:ascii="Times New Roman" w:hAnsi="Times New Roman" w:eastAsia="Malgun Gothic"/>
@@ -976,16 +1406,7 @@
           <w:color w:val="555555"/>
           <w:sz w:val="22"/>
         </w:rPr>
-        <w:t>(себе)</w:t>
-      </w:r>
-      <w:r>
-        <w:rPr>
-          <w:rFonts w:ascii="Times New Roman" w:hAnsi="Times New Roman" w:eastAsia="Malgun Gothic"/>
-          <w:b w:val="0"/>
-          <w:i w:val="0"/>
-          <w:sz w:val="22"/>
-        </w:rPr>
-        <w:t xml:space="preserve"> «Тихий путь». Сорок лет службы. Быков, Нестерова, Волкова, Орлов-старший — сколько имён накопилось за эти годы, за которые и я несу свою долю ответственности.</w:t>
+        <w:t>(помощник выходит; Крылов остаётся один)</w:t>
       </w:r>
     </w:p>
     <w:p>
@@ -1009,6 +1430,39 @@
           <w:color w:val="555555"/>
           <w:sz w:val="22"/>
         </w:rPr>
+        <w:t>(себе)</w:t>
+      </w:r>
+      <w:r>
+        <w:rPr>
+          <w:rFonts w:ascii="Times New Roman" w:hAnsi="Times New Roman" w:eastAsia="Malgun Gothic"/>
+          <w:b w:val="0"/>
+          <w:i w:val="0"/>
+          <w:sz w:val="22"/>
+        </w:rPr>
+        <w:t xml:space="preserve"> «Тихий путь». Сорок лет службы. Быков, Нестерова, Волкова, Орлов-старший — сколько имён накопилось за эти годы, за которые и я несу свою долю ответственности.</w:t>
+      </w:r>
+    </w:p>
+    <w:p>
+      <w:pPr>
+        <w:spacing w:before="0" w:after="110" w:line="300" w:lineRule="auto"/>
+      </w:pPr>
+      <w:r>
+        <w:rPr>
+          <w:rFonts w:ascii="Times New Roman" w:hAnsi="Times New Roman" w:eastAsia="Malgun Gothic"/>
+          <w:b/>
+          <w:i w:val="0"/>
+          <w:sz w:val="22"/>
+        </w:rPr>
+        <w:t xml:space="preserve">Крылов: </w:t>
+      </w:r>
+      <w:r>
+        <w:rPr>
+          <w:rFonts w:ascii="Times New Roman" w:hAnsi="Times New Roman" w:eastAsia="Malgun Gothic"/>
+          <w:b w:val="0"/>
+          <w:i/>
+          <w:color w:val="555555"/>
+          <w:sz w:val="22"/>
+        </w:rPr>
         <w:t>(нажимает кнопку связи)</w:t>
       </w:r>
       <w:r>
@@ -1149,6 +1603,98 @@
           <w:i w:val="0"/>
           <w:sz w:val="22"/>
         </w:rPr>
+        <w:t>С какими оговорками?</w:t>
+      </w:r>
+    </w:p>
+    <w:p>
+      <w:pPr>
+        <w:spacing w:before="0" w:after="110" w:line="300" w:lineRule="auto"/>
+      </w:pPr>
+      <w:r>
+        <w:rPr>
+          <w:rFonts w:ascii="Times New Roman" w:hAnsi="Times New Roman" w:eastAsia="Malgun Gothic"/>
+          <w:b/>
+          <w:i w:val="0"/>
+          <w:sz w:val="22"/>
+        </w:rPr>
+        <w:t xml:space="preserve">Крылов: </w:t>
+      </w:r>
+      <w:r>
+        <w:rPr>
+          <w:rFonts w:ascii="Times New Roman" w:hAnsi="Times New Roman" w:eastAsia="Malgun Gothic"/>
+          <w:b w:val="0"/>
+          <w:i w:val="0"/>
+          <w:sz w:val="22"/>
+        </w:rPr>
+        <w:t>Расследование — «под контролем правительственной комиссии». Я добьюсь, чтобы в комиссии были люди не только из правительства. Но это будет драка, Алексей Николаевич. Долгая.</w:t>
+      </w:r>
+    </w:p>
+    <w:p>
+      <w:pPr>
+        <w:spacing w:before="0" w:after="110" w:line="300" w:lineRule="auto"/>
+      </w:pPr>
+      <w:r>
+        <w:rPr>
+          <w:rFonts w:ascii="Times New Roman" w:hAnsi="Times New Roman" w:eastAsia="Malgun Gothic"/>
+          <w:b/>
+          <w:i w:val="0"/>
+          <w:sz w:val="22"/>
+        </w:rPr>
+        <w:t xml:space="preserve">Лёша: </w:t>
+      </w:r>
+      <w:r>
+        <w:rPr>
+          <w:rFonts w:ascii="Times New Roman" w:hAnsi="Times New Roman" w:eastAsia="Malgun Gothic"/>
+          <w:b w:val="0"/>
+          <w:i w:val="0"/>
+          <w:sz w:val="22"/>
+        </w:rPr>
+        <w:t>Драки я не боюсь. Я боюсь, что пока вы деретесь, люди на площадях устанут ждать.</w:t>
+      </w:r>
+    </w:p>
+    <w:p>
+      <w:pPr>
+        <w:spacing w:before="0" w:after="110" w:line="300" w:lineRule="auto"/>
+      </w:pPr>
+      <w:r>
+        <w:rPr>
+          <w:rFonts w:ascii="Times New Roman" w:hAnsi="Times New Roman" w:eastAsia="Malgun Gothic"/>
+          <w:b/>
+          <w:i w:val="0"/>
+          <w:sz w:val="22"/>
+        </w:rPr>
+        <w:t xml:space="preserve">Крылов: </w:t>
+      </w:r>
+      <w:r>
+        <w:rPr>
+          <w:rFonts w:ascii="Times New Roman" w:hAnsi="Times New Roman" w:eastAsia="Malgun Gothic"/>
+          <w:b w:val="0"/>
+          <w:i w:val="0"/>
+          <w:sz w:val="22"/>
+        </w:rPr>
+        <w:t>Не устанут, если увидят первых освобождённых. Завтра к вечеру увидят.</w:t>
+      </w:r>
+    </w:p>
+    <w:p>
+      <w:pPr>
+        <w:spacing w:before="0" w:after="110" w:line="300" w:lineRule="auto"/>
+      </w:pPr>
+      <w:r>
+        <w:rPr>
+          <w:rFonts w:ascii="Times New Roman" w:hAnsi="Times New Roman" w:eastAsia="Malgun Gothic"/>
+          <w:b/>
+          <w:i w:val="0"/>
+          <w:sz w:val="22"/>
+        </w:rPr>
+        <w:t xml:space="preserve">Лёша: </w:t>
+      </w:r>
+      <w:r>
+        <w:rPr>
+          <w:rFonts w:ascii="Times New Roman" w:hAnsi="Times New Roman" w:eastAsia="Malgun Gothic"/>
+          <w:b w:val="0"/>
+          <w:i w:val="0"/>
+          <w:sz w:val="22"/>
+        </w:rPr>
         <w:t>Почему вы это делаете, Сергей Александрович? После стольких лет на другой стороне?</w:t>
       </w:r>
     </w:p>
@@ -1251,6 +1797,52 @@
           <w:i w:val="0"/>
           <w:sz w:val="22"/>
         </w:rPr>
+        <w:t>Вы что-то знаете конкретное?</w:t>
+      </w:r>
+    </w:p>
+    <w:p>
+      <w:pPr>
+        <w:spacing w:before="0" w:after="110" w:line="300" w:lineRule="auto"/>
+      </w:pPr>
+      <w:r>
+        <w:rPr>
+          <w:rFonts w:ascii="Times New Roman" w:hAnsi="Times New Roman" w:eastAsia="Malgun Gothic"/>
+          <w:b/>
+          <w:i w:val="0"/>
+          <w:sz w:val="22"/>
+        </w:rPr>
+        <w:t xml:space="preserve">Крылов: </w:t>
+      </w:r>
+      <w:r>
+        <w:rPr>
+          <w:rFonts w:ascii="Times New Roman" w:hAnsi="Times New Roman" w:eastAsia="Malgun Gothic"/>
+          <w:b w:val="0"/>
+          <w:i w:val="0"/>
+          <w:sz w:val="22"/>
+        </w:rPr>
+        <w:t>Знаю, что один человек после совещания поехал не туда, куда должен был. Больше пока ничего. Если узнаю — вы узнаете вторым. Первым будет прокурор.</w:t>
+      </w:r>
+    </w:p>
+    <w:p>
+      <w:pPr>
+        <w:spacing w:before="0" w:after="110" w:line="300" w:lineRule="auto"/>
+      </w:pPr>
+      <w:r>
+        <w:rPr>
+          <w:rFonts w:ascii="Times New Roman" w:hAnsi="Times New Roman" w:eastAsia="Malgun Gothic"/>
+          <w:b/>
+          <w:i w:val="0"/>
+          <w:sz w:val="22"/>
+        </w:rPr>
+        <w:t xml:space="preserve">Лёша: </w:t>
+      </w:r>
+      <w:r>
+        <w:rPr>
+          <w:rFonts w:ascii="Times New Roman" w:hAnsi="Times New Roman" w:eastAsia="Malgun Gothic"/>
+          <w:b w:val="0"/>
+          <w:i w:val="0"/>
+          <w:sz w:val="22"/>
+        </w:rPr>
         <w:t>Это то же, что мне сказали вчера по другим каналам.</w:t>
       </w:r>
     </w:p>
@@ -1406,7 +1998,7 @@
           <w:i w:val="0"/>
           <w:sz w:val="22"/>
         </w:rPr>
-        <w:t xml:space="preserve">Гребенщиков: </w:t>
+        <w:t xml:space="preserve">Катя: </w:t>
       </w:r>
       <w:r>
         <w:rPr>
@@ -1415,7 +2007,7 @@
           <w:i w:val="0"/>
           <w:sz w:val="22"/>
         </w:rPr>
-        <w:t>Я знаю Крылова двадцать лет. Он никогда не делает ничего одного. Каждый его ход — минимум два хода.</w:t>
+        <w:t>Он сорок лет был на другой стороне. Одно признание по телефону ничего не отменяет.</w:t>
       </w:r>
     </w:p>
     <w:p>
@@ -1438,7 +2030,7 @@
           <w:i w:val="0"/>
           <w:sz w:val="22"/>
         </w:rPr>
-        <w:t>Какой второй, по-вашему?</w:t>
+        <w:t>Не отменяет, Катя. Но и не забывается. Для меня — тоже. Я буду помнить и то, что он сделал Быкову, и то, что он сделал сегодня. Одно рядом с другим.</w:t>
       </w:r>
     </w:p>
     <w:p>
@@ -1461,7 +2053,99 @@
           <w:i w:val="0"/>
           <w:sz w:val="22"/>
         </w:rPr>
+        <w:t>Я знаю Крылова двадцать лет. Он никогда не делает ничего одного. Каждый его ход — минимум два хода.</w:t>
+      </w:r>
+    </w:p>
+    <w:p>
+      <w:pPr>
+        <w:spacing w:before="0" w:after="110" w:line="300" w:lineRule="auto"/>
+      </w:pPr>
+      <w:r>
+        <w:rPr>
+          <w:rFonts w:ascii="Times New Roman" w:hAnsi="Times New Roman" w:eastAsia="Malgun Gothic"/>
+          <w:b/>
+          <w:i w:val="0"/>
+          <w:sz w:val="22"/>
+        </w:rPr>
+        <w:t xml:space="preserve">Лёша: </w:t>
+      </w:r>
+      <w:r>
+        <w:rPr>
+          <w:rFonts w:ascii="Times New Roman" w:hAnsi="Times New Roman" w:eastAsia="Malgun Gothic"/>
+          <w:b w:val="0"/>
+          <w:i w:val="0"/>
+          <w:sz w:val="22"/>
+        </w:rPr>
+        <w:t>Какой второй, по-вашему?</w:t>
+      </w:r>
+    </w:p>
+    <w:p>
+      <w:pPr>
+        <w:spacing w:before="0" w:after="110" w:line="300" w:lineRule="auto"/>
+      </w:pPr>
+      <w:r>
+        <w:rPr>
+          <w:rFonts w:ascii="Times New Roman" w:hAnsi="Times New Roman" w:eastAsia="Malgun Gothic"/>
+          <w:b/>
+          <w:i w:val="0"/>
+          <w:sz w:val="22"/>
+        </w:rPr>
+        <w:t xml:space="preserve">Гребенщиков: </w:t>
+      </w:r>
+      <w:r>
+        <w:rPr>
+          <w:rFonts w:ascii="Times New Roman" w:hAnsi="Times New Roman" w:eastAsia="Malgun Gothic"/>
+          <w:b w:val="0"/>
+          <w:i w:val="0"/>
+          <w:sz w:val="22"/>
+        </w:rPr>
         <w:t>Он спасает себя. Но, может быть, впервые — спасая заодно и других. Для Крылова это почти революция.</w:t>
+      </w:r>
+    </w:p>
+    <w:p>
+      <w:pPr>
+        <w:spacing w:before="0" w:after="110" w:line="300" w:lineRule="auto"/>
+      </w:pPr>
+      <w:r>
+        <w:rPr>
+          <w:rFonts w:ascii="Times New Roman" w:hAnsi="Times New Roman" w:eastAsia="Malgun Gothic"/>
+          <w:b/>
+          <w:i w:val="0"/>
+          <w:sz w:val="22"/>
+        </w:rPr>
+        <w:t xml:space="preserve">Ирина: </w:t>
+      </w:r>
+      <w:r>
+        <w:rPr>
+          <w:rFonts w:ascii="Times New Roman" w:hAnsi="Times New Roman" w:eastAsia="Malgun Gothic"/>
+          <w:b w:val="0"/>
+          <w:i w:val="0"/>
+          <w:sz w:val="22"/>
+        </w:rPr>
+        <w:t>А если он спасает себя за наш счёт?</w:t>
+      </w:r>
+    </w:p>
+    <w:p>
+      <w:pPr>
+        <w:spacing w:before="0" w:after="110" w:line="300" w:lineRule="auto"/>
+      </w:pPr>
+      <w:r>
+        <w:rPr>
+          <w:rFonts w:ascii="Times New Roman" w:hAnsi="Times New Roman" w:eastAsia="Malgun Gothic"/>
+          <w:b/>
+          <w:i w:val="0"/>
+          <w:sz w:val="22"/>
+        </w:rPr>
+        <w:t xml:space="preserve">Гребенщиков: </w:t>
+      </w:r>
+      <w:r>
+        <w:rPr>
+          <w:rFonts w:ascii="Times New Roman" w:hAnsi="Times New Roman" w:eastAsia="Malgun Gothic"/>
+          <w:b w:val="0"/>
+          <w:i w:val="0"/>
+          <w:sz w:val="22"/>
+        </w:rPr>
+        <w:t>Тогда мы узнаем об этом первыми, Ирина. Крылов никогда не бьёт исподтишка. Он всегда предупреждает — вежливо и за пять минут до удара.</w:t>
       </w:r>
     </w:p>
     <w:p>
@@ -1569,6 +2253,52 @@
           <w:i w:val="0"/>
           <w:sz w:val="22"/>
         </w:rPr>
+        <w:t>А вы сами как считаете? Слушаюсь я плохо?</w:t>
+      </w:r>
+    </w:p>
+    <w:p>
+      <w:pPr>
+        <w:spacing w:before="0" w:after="110" w:line="300" w:lineRule="auto"/>
+      </w:pPr>
+      <w:r>
+        <w:rPr>
+          <w:rFonts w:ascii="Times New Roman" w:hAnsi="Times New Roman" w:eastAsia="Malgun Gothic"/>
+          <w:b/>
+          <w:i w:val="0"/>
+          <w:sz w:val="22"/>
+        </w:rPr>
+        <w:t xml:space="preserve">Болдин: </w:t>
+      </w:r>
+      <w:r>
+        <w:rPr>
+          <w:rFonts w:ascii="Times New Roman" w:hAnsi="Times New Roman" w:eastAsia="Malgun Gothic"/>
+          <w:b w:val="0"/>
+          <w:i w:val="0"/>
+          <w:sz w:val="22"/>
+        </w:rPr>
+        <w:t>Я считаю, что вы ещё ни разу не слушались человека, который отвечает за то, чтобы вы вернулись домой. Посмотрим.</w:t>
+      </w:r>
+    </w:p>
+    <w:p>
+      <w:pPr>
+        <w:spacing w:before="0" w:after="110" w:line="300" w:lineRule="auto"/>
+      </w:pPr>
+      <w:r>
+        <w:rPr>
+          <w:rFonts w:ascii="Times New Roman" w:hAnsi="Times New Roman" w:eastAsia="Malgun Gothic"/>
+          <w:b/>
+          <w:i w:val="0"/>
+          <w:sz w:val="22"/>
+        </w:rPr>
+        <w:t xml:space="preserve">Лёша: </w:t>
+      </w:r>
+      <w:r>
+        <w:rPr>
+          <w:rFonts w:ascii="Times New Roman" w:hAnsi="Times New Roman" w:eastAsia="Malgun Gothic"/>
+          <w:b w:val="0"/>
+          <w:i w:val="0"/>
+          <w:sz w:val="22"/>
+        </w:rPr>
         <w:t>Анатолий Викторович склонен преувеличивать.</w:t>
       </w:r>
     </w:p>
@@ -1662,6 +2392,52 @@
           <w:i w:val="0"/>
           <w:sz w:val="22"/>
         </w:rPr>
+        <w:t xml:space="preserve">Катя: </w:t>
+      </w:r>
+      <w:r>
+        <w:rPr>
+          <w:rFonts w:ascii="Times New Roman" w:hAnsi="Times New Roman" w:eastAsia="Malgun Gothic"/>
+          <w:b w:val="0"/>
+          <w:i w:val="0"/>
+          <w:sz w:val="22"/>
+        </w:rPr>
+        <w:t>Максим Игоревич, почему вы вообще взялись? Мы не можем платить столько, сколько платят частные клиенты.</w:t>
+      </w:r>
+    </w:p>
+    <w:p>
+      <w:pPr>
+        <w:spacing w:before="0" w:after="110" w:line="300" w:lineRule="auto"/>
+      </w:pPr>
+      <w:r>
+        <w:rPr>
+          <w:rFonts w:ascii="Times New Roman" w:hAnsi="Times New Roman" w:eastAsia="Malgun Gothic"/>
+          <w:b/>
+          <w:i w:val="0"/>
+          <w:sz w:val="22"/>
+        </w:rPr>
+        <w:t xml:space="preserve">Болдин: </w:t>
+      </w:r>
+      <w:r>
+        <w:rPr>
+          <w:rFonts w:ascii="Times New Roman" w:hAnsi="Times New Roman" w:eastAsia="Malgun Gothic"/>
+          <w:b w:val="0"/>
+          <w:i w:val="0"/>
+          <w:sz w:val="22"/>
+        </w:rPr>
+        <w:t>Потому что частные клиенты, Екатерина Ивановна, боятся за свои деньги. А ваш — за других людей. Такого я охранять ещё не пробовал. Интересно.</w:t>
+      </w:r>
+    </w:p>
+    <w:p>
+      <w:pPr>
+        <w:spacing w:before="0" w:after="110" w:line="300" w:lineRule="auto"/>
+      </w:pPr>
+      <w:r>
+        <w:rPr>
+          <w:rFonts w:ascii="Times New Roman" w:hAnsi="Times New Roman" w:eastAsia="Malgun Gothic"/>
+          <w:b/>
+          <w:i w:val="0"/>
+          <w:sz w:val="22"/>
+        </w:rPr>
         <w:t xml:space="preserve">Ирина: </w:t>
       </w:r>
       <w:r>
@@ -1778,6 +2554,62 @@
     </w:p>
     <w:p>
       <w:pPr>
+        <w:spacing w:before="0" w:after="110" w:line="300" w:lineRule="auto"/>
+      </w:pPr>
+      <w:r>
+        <w:rPr>
+          <w:rFonts w:ascii="Times New Roman" w:hAnsi="Times New Roman" w:eastAsia="Malgun Gothic"/>
+          <w:b/>
+          <w:i w:val="0"/>
+          <w:sz w:val="22"/>
+        </w:rPr>
+        <w:t xml:space="preserve">Болдин: </w:t>
+      </w:r>
+      <w:r>
+        <w:rPr>
+          <w:rFonts w:ascii="Times New Roman" w:hAnsi="Times New Roman" w:eastAsia="Malgun Gothic"/>
+          <w:b w:val="0"/>
+          <w:i/>
+          <w:color w:val="555555"/>
+          <w:sz w:val="22"/>
+        </w:rPr>
+        <w:t>(Ирине)</w:t>
+      </w:r>
+      <w:r>
+        <w:rPr>
+          <w:rFonts w:ascii="Times New Roman" w:hAnsi="Times New Roman" w:eastAsia="Malgun Gothic"/>
+          <w:b w:val="0"/>
+          <w:i w:val="0"/>
+          <w:sz w:val="22"/>
+        </w:rPr>
+        <w:t xml:space="preserve"> Завтра в восемь. Спортзал в подвале. Удобная обувь, никаких каблуков. И забудьте, что вы юрист, на два дня.</w:t>
+      </w:r>
+    </w:p>
+    <w:p>
+      <w:pPr>
+        <w:spacing w:before="0" w:after="110" w:line="300" w:lineRule="auto"/>
+      </w:pPr>
+      <w:r>
+        <w:rPr>
+          <w:rFonts w:ascii="Times New Roman" w:hAnsi="Times New Roman" w:eastAsia="Malgun Gothic"/>
+          <w:b/>
+          <w:i w:val="0"/>
+          <w:sz w:val="22"/>
+        </w:rPr>
+        <w:t xml:space="preserve">Ирина: </w:t>
+      </w:r>
+      <w:r>
+        <w:rPr>
+          <w:rFonts w:ascii="Times New Roman" w:hAnsi="Times New Roman" w:eastAsia="Malgun Gothic"/>
+          <w:b w:val="0"/>
+          <w:i w:val="0"/>
+          <w:sz w:val="22"/>
+        </w:rPr>
+        <w:t>Забыть не обещаю. Но каблуков не будет.</w:t>
+      </w:r>
+    </w:p>
+    <w:p>
+      <w:pPr>
         <w:keepNext/>
         <w:spacing w:before="320" w:after="140"/>
       </w:pPr>
@@ -1878,7 +2710,7 @@
           <w:i w:val="0"/>
           <w:sz w:val="22"/>
         </w:rPr>
-        <w:t>А по делу Нестеровой?</w:t>
+        <w:t>Люди на площадях встречали их с цветами. В Казани — оркестр. Кто-то принёс баян.</w:t>
       </w:r>
     </w:p>
     <w:p>
@@ -1892,7 +2724,17 @@
           <w:i w:val="0"/>
           <w:sz w:val="22"/>
         </w:rPr>
-        <w:t xml:space="preserve">Ирина: </w:t>
+        <w:t xml:space="preserve">Лёша: </w:t>
+      </w:r>
+      <w:r>
+        <w:rPr>
+          <w:rFonts w:ascii="Times New Roman" w:hAnsi="Times New Roman" w:eastAsia="Malgun Gothic"/>
+          <w:b w:val="0"/>
+          <w:i/>
+          <w:color w:val="555555"/>
+          <w:sz w:val="22"/>
+        </w:rPr>
+        <w:t>(впервые за день улыбается)</w:t>
       </w:r>
       <w:r>
         <w:rPr>
@@ -1901,7 +2743,7 @@
           <w:i w:val="0"/>
           <w:sz w:val="22"/>
         </w:rPr>
-        <w:t>Пока тишина. Это будет сложнее провести через систему. Но сержанта Зуева отпустили без протокола. Служебная проверка — и только.</w:t>
+        <w:t xml:space="preserve"> Баян. Ольга Викторовна бы оценила. Она терпеть не могла пафоса.</w:t>
       </w:r>
     </w:p>
     <w:p>
@@ -1915,7 +2757,7 @@
           <w:i w:val="0"/>
           <w:sz w:val="22"/>
         </w:rPr>
-        <w:t xml:space="preserve">Лёша: </w:t>
+        <w:t xml:space="preserve">Катя: </w:t>
       </w:r>
       <w:r>
         <w:rPr>
@@ -1924,7 +2766,53 @@
           <w:i w:val="0"/>
           <w:sz w:val="22"/>
         </w:rPr>
-        <w:t>Ожидаемо. Но начало положено. Передайте людям на площадях: первая победа одержана, но борьба не закончена. Никто не расходится, пока не начнётся расследование. И никто не бросает ни одного камня.</w:t>
+        <w:t>А по делу Нестеровой?</w:t>
+      </w:r>
+    </w:p>
+    <w:p>
+      <w:pPr>
+        <w:spacing w:before="0" w:after="110" w:line="300" w:lineRule="auto"/>
+      </w:pPr>
+      <w:r>
+        <w:rPr>
+          <w:rFonts w:ascii="Times New Roman" w:hAnsi="Times New Roman" w:eastAsia="Malgun Gothic"/>
+          <w:b/>
+          <w:i w:val="0"/>
+          <w:sz w:val="22"/>
+        </w:rPr>
+        <w:t xml:space="preserve">Ирина: </w:t>
+      </w:r>
+      <w:r>
+        <w:rPr>
+          <w:rFonts w:ascii="Times New Roman" w:hAnsi="Times New Roman" w:eastAsia="Malgun Gothic"/>
+          <w:b w:val="0"/>
+          <w:i w:val="0"/>
+          <w:sz w:val="22"/>
+        </w:rPr>
+        <w:t>Пока тишина. Это будет сложнее провести через систему. Но сержанта Зуева отпустили без протокола. Служебная проверка — и только.</w:t>
+      </w:r>
+    </w:p>
+    <w:p>
+      <w:pPr>
+        <w:spacing w:before="0" w:after="110" w:line="300" w:lineRule="auto"/>
+      </w:pPr>
+      <w:r>
+        <w:rPr>
+          <w:rFonts w:ascii="Times New Roman" w:hAnsi="Times New Roman" w:eastAsia="Malgun Gothic"/>
+          <w:b/>
+          <w:i w:val="0"/>
+          <w:sz w:val="22"/>
+        </w:rPr>
+        <w:t xml:space="preserve">Лёша: </w:t>
+      </w:r>
+      <w:r>
+        <w:rPr>
+          <w:rFonts w:ascii="Times New Roman" w:hAnsi="Times New Roman" w:eastAsia="Malgun Gothic"/>
+          <w:b w:val="0"/>
+          <w:i w:val="0"/>
+          <w:sz w:val="22"/>
+        </w:rPr>
+        <w:t>По Нестеровой — ожидаемо. А Зуева отпустили — это не тишина, Ирина. Это знак. Если бы наверху хотели показательной порки, начали бы с него. Начало положено. Передайте людям на площадях: первая победа одержана, но борьба не закончена. Никто не расходится, пока не начнётся расследование. И никто не бросает ни одного камня.</w:t>
       </w:r>
     </w:p>
     <w:p>
@@ -2042,7 +2930,7 @@
           <w:i w:val="0"/>
           <w:sz w:val="22"/>
         </w:rPr>
-        <w:t>«А судьи кто?» — спрашивал Чацкий. Вы, Игорь Валентинович? Или Пётр Игоревич, который после совещания поехал на Остоженку?</w:t>
+        <w:t>«А судьи кто?» Вы, Игорь Валентинович? Или Пётр Игоревич, который после совещания поехал на Остоженку?</w:t>
       </w:r>
     </w:p>
     <w:p>
@@ -2098,7 +2986,7 @@
           <w:i w:val="0"/>
           <w:sz w:val="22"/>
         </w:rPr>
-        <w:t>Тем лучше для вас. Пока.</w:t>
+        <w:t>Сорок минут, Игорь Валентинович. Вышел без папки.</w:t>
       </w:r>
     </w:p>
     <w:p>
@@ -2113,29 +3001,6 @@
           <w:sz w:val="22"/>
         </w:rPr>
         <w:t xml:space="preserve">Захарченко: </w:t>
-      </w:r>
-      <w:r>
-        <w:rPr>
-          <w:rFonts w:ascii="Times New Roman" w:hAnsi="Times New Roman" w:eastAsia="Malgun Gothic"/>
-          <w:b w:val="0"/>
-          <w:i w:val="0"/>
-          <w:sz w:val="22"/>
-        </w:rPr>
-        <w:t>Президент этого не забудет. И я тоже.</w:t>
-      </w:r>
-    </w:p>
-    <w:p>
-      <w:pPr>
-        <w:spacing w:before="0" w:after="110" w:line="300" w:lineRule="auto"/>
-      </w:pPr>
-      <w:r>
-        <w:rPr>
-          <w:rFonts w:ascii="Times New Roman" w:hAnsi="Times New Roman" w:eastAsia="Malgun Gothic"/>
-          <w:b/>
-          <w:i w:val="0"/>
-          <w:sz w:val="22"/>
-        </w:rPr>
-        <w:t xml:space="preserve">Крылов: </w:t>
       </w:r>
       <w:r>
         <w:rPr>
@@ -2145,6 +3010,85 @@
           <w:color w:val="555555"/>
           <w:sz w:val="22"/>
         </w:rPr>
+        <w:t>(резко)</w:t>
+      </w:r>
+      <w:r>
+        <w:rPr>
+          <w:rFonts w:ascii="Times New Roman" w:hAnsi="Times New Roman" w:eastAsia="Malgun Gothic"/>
+          <w:b w:val="0"/>
+          <w:i w:val="0"/>
+          <w:sz w:val="22"/>
+        </w:rPr>
+        <w:t xml:space="preserve"> Вы за мной следите, генерал?</w:t>
+      </w:r>
+    </w:p>
+    <w:p>
+      <w:pPr>
+        <w:spacing w:before="0" w:after="110" w:line="300" w:lineRule="auto"/>
+      </w:pPr>
+      <w:r>
+        <w:rPr>
+          <w:rFonts w:ascii="Times New Roman" w:hAnsi="Times New Roman" w:eastAsia="Malgun Gothic"/>
+          <w:b/>
+          <w:i w:val="0"/>
+          <w:sz w:val="22"/>
+        </w:rPr>
+        <w:t xml:space="preserve">Крылов: </w:t>
+      </w:r>
+      <w:r>
+        <w:rPr>
+          <w:rFonts w:ascii="Times New Roman" w:hAnsi="Times New Roman" w:eastAsia="Malgun Gothic"/>
+          <w:b w:val="0"/>
+          <w:i w:val="0"/>
+          <w:sz w:val="22"/>
+        </w:rPr>
+        <w:t>За вами — нет. За папками. Тем лучше для вас. Пока.</w:t>
+      </w:r>
+    </w:p>
+    <w:p>
+      <w:pPr>
+        <w:spacing w:before="0" w:after="110" w:line="300" w:lineRule="auto"/>
+      </w:pPr>
+      <w:r>
+        <w:rPr>
+          <w:rFonts w:ascii="Times New Roman" w:hAnsi="Times New Roman" w:eastAsia="Malgun Gothic"/>
+          <w:b/>
+          <w:i w:val="0"/>
+          <w:sz w:val="22"/>
+        </w:rPr>
+        <w:t xml:space="preserve">Захарченко: </w:t>
+      </w:r>
+      <w:r>
+        <w:rPr>
+          <w:rFonts w:ascii="Times New Roman" w:hAnsi="Times New Roman" w:eastAsia="Malgun Gothic"/>
+          <w:b w:val="0"/>
+          <w:i w:val="0"/>
+          <w:sz w:val="22"/>
+        </w:rPr>
+        <w:t>Президент этого не забудет. И я тоже.</w:t>
+      </w:r>
+    </w:p>
+    <w:p>
+      <w:pPr>
+        <w:spacing w:before="0" w:after="110" w:line="300" w:lineRule="auto"/>
+      </w:pPr>
+      <w:r>
+        <w:rPr>
+          <w:rFonts w:ascii="Times New Roman" w:hAnsi="Times New Roman" w:eastAsia="Malgun Gothic"/>
+          <w:b/>
+          <w:i w:val="0"/>
+          <w:sz w:val="22"/>
+        </w:rPr>
+        <w:t xml:space="preserve">Крылов: </w:t>
+      </w:r>
+      <w:r>
+        <w:rPr>
+          <w:rFonts w:ascii="Times New Roman" w:hAnsi="Times New Roman" w:eastAsia="Malgun Gothic"/>
+          <w:b w:val="0"/>
+          <w:i/>
+          <w:color w:val="555555"/>
+          <w:sz w:val="22"/>
+        </w:rPr>
         <w:t>(спокойно, впервые за долгое время без страха в голосе)</w:t>
       </w:r>
       <w:r>
@@ -2231,6 +3175,118 @@
     </w:p>
     <w:p>
       <w:pPr>
+        <w:spacing w:before="0" w:after="110" w:line="300" w:lineRule="auto"/>
+      </w:pPr>
+      <w:r>
+        <w:rPr>
+          <w:rFonts w:ascii="Times New Roman" w:hAnsi="Times New Roman" w:eastAsia="Malgun Gothic"/>
+          <w:b/>
+          <w:i w:val="0"/>
+          <w:sz w:val="22"/>
+        </w:rPr>
+        <w:t xml:space="preserve">Катя: </w:t>
+      </w:r>
+      <w:r>
+        <w:rPr>
+          <w:rFonts w:ascii="Times New Roman" w:hAnsi="Times New Roman" w:eastAsia="Malgun Gothic"/>
+          <w:b w:val="0"/>
+          <w:i/>
+          <w:color w:val="555555"/>
+          <w:sz w:val="22"/>
+        </w:rPr>
+        <w:t>(входит тихо, ставит на стол чай)</w:t>
+      </w:r>
+      <w:r>
+        <w:rPr>
+          <w:rFonts w:ascii="Times New Roman" w:hAnsi="Times New Roman" w:eastAsia="Malgun Gothic"/>
+          <w:b w:val="0"/>
+          <w:i w:val="0"/>
+          <w:sz w:val="22"/>
+        </w:rPr>
+        <w:t xml:space="preserve"> Вы опять разговариваете с Виктором Петровичем?</w:t>
+      </w:r>
+    </w:p>
+    <w:p>
+      <w:pPr>
+        <w:spacing w:before="0" w:after="110" w:line="300" w:lineRule="auto"/>
+      </w:pPr>
+      <w:r>
+        <w:rPr>
+          <w:rFonts w:ascii="Times New Roman" w:hAnsi="Times New Roman" w:eastAsia="Malgun Gothic"/>
+          <w:b/>
+          <w:i w:val="0"/>
+          <w:sz w:val="22"/>
+        </w:rPr>
+        <w:t xml:space="preserve">Лёша: </w:t>
+      </w:r>
+      <w:r>
+        <w:rPr>
+          <w:rFonts w:ascii="Times New Roman" w:hAnsi="Times New Roman" w:eastAsia="Malgun Gothic"/>
+          <w:b w:val="0"/>
+          <w:i w:val="0"/>
+          <w:sz w:val="22"/>
+        </w:rPr>
+        <w:t>Опять, Катя. Он всегда был хорошим собеседником. Особенно теперь — не перебивает.</w:t>
+      </w:r>
+    </w:p>
+    <w:p>
+      <w:pPr>
+        <w:spacing w:before="0" w:after="110" w:line="300" w:lineRule="auto"/>
+      </w:pPr>
+      <w:r>
+        <w:rPr>
+          <w:rFonts w:ascii="Times New Roman" w:hAnsi="Times New Roman" w:eastAsia="Malgun Gothic"/>
+          <w:b/>
+          <w:i w:val="0"/>
+          <w:sz w:val="22"/>
+        </w:rPr>
+        <w:t xml:space="preserve">Катя: </w:t>
+      </w:r>
+      <w:r>
+        <w:rPr>
+          <w:rFonts w:ascii="Times New Roman" w:hAnsi="Times New Roman" w:eastAsia="Malgun Gothic"/>
+          <w:b w:val="0"/>
+          <w:i/>
+          <w:color w:val="555555"/>
+          <w:sz w:val="22"/>
+        </w:rPr>
+        <w:t>(грустно улыбается)</w:t>
+      </w:r>
+      <w:r>
+        <w:rPr>
+          <w:rFonts w:ascii="Times New Roman" w:hAnsi="Times New Roman" w:eastAsia="Malgun Gothic"/>
+          <w:b w:val="0"/>
+          <w:i w:val="0"/>
+          <w:sz w:val="22"/>
+        </w:rPr>
+        <w:t xml:space="preserve"> Он бы перебил. Он бы сказал: «Алексей, не верь генералам, а проверяй».</w:t>
+      </w:r>
+    </w:p>
+    <w:p>
+      <w:pPr>
+        <w:spacing w:before="0" w:after="110" w:line="300" w:lineRule="auto"/>
+      </w:pPr>
+      <w:r>
+        <w:rPr>
+          <w:rFonts w:ascii="Times New Roman" w:hAnsi="Times New Roman" w:eastAsia="Malgun Gothic"/>
+          <w:b/>
+          <w:i w:val="0"/>
+          <w:sz w:val="22"/>
+        </w:rPr>
+        <w:t xml:space="preserve">Лёша: </w:t>
+      </w:r>
+      <w:r>
+        <w:rPr>
+          <w:rFonts w:ascii="Times New Roman" w:hAnsi="Times New Roman" w:eastAsia="Malgun Gothic"/>
+          <w:b w:val="0"/>
+          <w:i w:val="0"/>
+          <w:sz w:val="22"/>
+        </w:rPr>
+        <w:t>Проверим, Катя. Обязательно проверим.</w:t>
+      </w:r>
+    </w:p>
+    <w:p>
+      <w:pPr>
         <w:keepNext/>
         <w:spacing w:before="320" w:after="140"/>
       </w:pPr>
@@ -2256,7 +3312,7 @@
           <w:i w:val="0"/>
           <w:sz w:val="22"/>
         </w:rPr>
-        <w:t>Александр Пушкин, «Борис Годунов» (заключительная ремарка): «Народ безмолвствует»</w:t>
+        <w:t>Александр Грибоедов, «Горе от ума» (действие II, явление 5, Чацкий): «А судьи кто?»</w:t>
       </w:r>
       <w:r>
         <w:rPr>
@@ -2265,30 +3321,7 @@
           <w:i w:val="0"/>
           <w:sz w:val="22"/>
         </w:rPr>
-        <w:t xml:space="preserve"> — 비극의 마지막 무대 지시문. 크릴로프가 안보회의에서 "우리는 40년 동안 이 지문을 전제로 나라를 다스렸지만 오늘 민중은 침묵하지 않는다"며 무력 진압에 반대하는 논거로 쓴다 (장면 2).</w:t>
-      </w:r>
-    </w:p>
-    <w:p>
-      <w:pPr>
-        <w:spacing w:before="0" w:after="120"/>
-      </w:pPr>
-      <w:r>
-        <w:rPr>
-          <w:rFonts w:ascii="Times New Roman" w:hAnsi="Times New Roman" w:eastAsia="Malgun Gothic"/>
-          <w:b/>
-          <w:i w:val="0"/>
-          <w:sz w:val="22"/>
-        </w:rPr>
-        <w:t>Александр Грибоедов, «Горе от ума» (действие II, явление 5, Чацкий): «А судьи кто?»</w:t>
-      </w:r>
-      <w:r>
-        <w:rPr>
-          <w:rFonts w:ascii="Times New Roman" w:hAnsi="Times New Roman" w:eastAsia="Malgun Gothic"/>
-          <w:b w:val="0"/>
-          <w:i w:val="0"/>
-          <w:sz w:val="22"/>
-        </w:rPr>
-        <w:t xml:space="preserve"> — 차츠키의 독백 첫머리. "역사가 당신을 심판할 것"이라는 자하르첸코의 위협에 크릴로프가 되받아치며, 회의 뒤 루덴코의 수상한 행적을 암시한다 (장면 9).</w:t>
+        <w:t xml:space="preserve"> — 한국어 해설: 차츠키 독백의 첫머리로, 누가 누구를 심판할 자격이 있느냐는 반문. "역사가 당신을 배신자로 심판할 것"이라는 자하르첸코의 위협에 크릴로프가 이 한마디로 되받아치며, 회의 직후 루덴코가 오스토젠카의 사설 경호업체에 "서류철을 들고 들어갔다가 빈손으로 나온" 행적을 흘린다. 40년 동안 체제의 편에 서 온 장군이 처음으로 심판의 자리를 되묻는 순간이자, 8~9화 암살 배후 수사의 복선 (장면 9).</w:t>
       </w:r>
     </w:p>
     <w:p>

--- a/러시아 인권변호사/4부/4부_7화_크릴로프의_선택.docx
+++ b/러시아 인권변호사/4부/4부_7화_크릴로프의_선택.docx
@@ -2930,7 +2930,7 @@
           <w:i w:val="0"/>
           <w:sz w:val="22"/>
         </w:rPr>
-        <w:t>«А судьи кто?» Вы, Игорь Валентинович? Или Пётр Игоревич, который после совещания поехал на Остоженку?</w:t>
+        <w:t>«Чья бы корова мычала, а твоя бы молчала», Игорь Валентинович. Или судить меня будет Пётр Игоревич, который после совещания поехал на Остоженку?</w:t>
       </w:r>
     </w:p>
     <w:p>
@@ -3312,7 +3312,7 @@
           <w:i w:val="0"/>
           <w:sz w:val="22"/>
         </w:rPr>
-        <w:t>Александр Грибоедов, «Горе от ума» (действие II, явление 5, Чацкий): «А судьи кто?»</w:t>
+        <w:t>Русская пословица: «Чья бы корова мычала, а твоя бы молчала»</w:t>
       </w:r>
       <w:r>
         <w:rPr>
@@ -3321,7 +3321,7 @@
           <w:i w:val="0"/>
           <w:sz w:val="22"/>
         </w:rPr>
-        <w:t xml:space="preserve"> — 한국어 해설: 차츠키 독백의 첫머리로, 누가 누구를 심판할 자격이 있느냐는 반문. "역사가 당신을 배신자로 심판할 것"이라는 자하르첸코의 위협에 크릴로프가 이 한마디로 되받아치며, 회의 직후 루덴코가 오스토젠카의 사설 경호업체에 "서류철을 들고 들어갔다가 빈손으로 나온" 행적을 흘린다. 40년 동안 체제의 편에 서 온 장군이 처음으로 심판의 자리를 되묻는 순간이자, 8~9화 암살 배후 수사의 복선 (장면 9).</w:t>
+        <w:t xml:space="preserve"> — 한국어 해설: 제 허물이 있는 사람은 남을 탓할 자격이 없다는 속담. "역사가 당신을 배신자로 심판할 것"이라는 자하르첸코의 위협에 크릴로프가 이 한마디로 되받아치며, 회의 직후 루덴코가 오스토젠카의 사설 경호업체에 "서류철을 들고 들어갔다가 빈손으로 나온" 행적을 흘린다. 40년 동안 체제의 편에 서 온 장군이 처음으로 심판하는 자의 자격을 되묻는 순간이자, 8~9화 암살 배후 수사의 복선 (장면 9).</w:t>
       </w:r>
     </w:p>
     <w:p>
